--- a/ПрактикаКалинин.docx
+++ b/ПрактикаКалинин.docx
@@ -2717,7 +2717,7 @@
     </w:p>
     <w:p>
       <w:r>
-        <w:t>На текущем этапе разработки реализованы информационные страницы сайта, форма заявки и начальный механизм сохранения обращений в базе данных. При дальнейшем развитии проекта потребуется подробнее отразить порядок обработки персональных данных, права администратора и правила хранения клиентских обращений.</w:t>
+        <w:t>В текущей версии проекта реализованы информационные страницы сайта, форма заявки, сохранение обращений в базе данных, регистрация клиентов, личный кабинет, переписка по заявке и административная обработка обращений. При дальнейшем развитии проекта потребуется подробнее проработать защиту персональных данных, резервное копирование и более строгую модель прав доступа.</w:t>
       </w:r>
     </w:p>
     <w:p>
@@ -2751,7 +2751,7 @@
     </w:p>
     <w:p>
       <w:r>
-        <w:t>Сотруднику мастерской необходимо получать понятные обращения от клиентов, содержащие контактные данные и краткое описание требуемой услуги. Администратору сайта необходимо просматривать заявки, изменять их статус и входить в административную часть через простую форму авторизации.</w:t>
+        <w:t>Сотруднику мастерской необходимо получать понятные обращения от клиентов, содержащие контактные данные и краткое описание требуемой услуги. Администратору сайта необходимо просматривать заявки, изменять их статус, вести переписку с клиентом, выгружать документ заявки и управлять наполнением каталога и портфолио.</w:t>
       </w:r>
     </w:p>
     <w:p>
@@ -2898,16 +2898,12 @@
         </w:rPr>
       </w:pPr>
       <w:r>
-        <w:rPr>
-          <w:rFonts w:cs="Times New Roman"/>
-          <w:szCs w:val="28"/>
-        </w:rPr>
-        <w:t>сохранение клиентских заявок в базе данных SQLite и просмотр обращений через простую административную страницу.</w:t>
-      </w:r>
-    </w:p>
-    <w:p>
-      <w:r>
-        <w:t>На текущем этапе разработки созданы 12 публичных HTML-страниц, включая главную страницу, страницы «О мастерской», «Услуги», «Каталог», «Портфолио», «Цены», «Материалы», «Гарантия», «Уход за изделиями», «FAQ», «Контакты» и «Заявка». Также подключен backend на Flask: он сохраняет обращения клиентов в базу данных SQLite, использует таблицу заявок, справочники статусов и типов услуг, а также таблицы каталога и портфолио. Работа велась небольшими итерациями, каждая из которых фиксировалась отдельным коммитом в git-репозитории.</w:t>
+        <w:t>сохранение клиентских заявок в базе данных SQLite, регистрация клиента, личный кабинет с историей обращений, переписка по заявке и просмотр обращений через административную часть.</w:t>
+      </w:r>
+    </w:p>
+    <w:p>
+      <w:r>
+        <w:t>На текущем этапе разработки созданы 12 публичных HTML-страниц, включая главную страницу, страницы «О мастерской», «Услуги», «Каталог», «Портфолио», «Цены», «Материалы», «Гарантия», «Уход за изделиями», «FAQ», «Контакты» и «Заявка». Также подключен backend на Flask: он сохраняет обращения клиентов в базу данных SQLite, использует таблицу заявок, справочники статусов и типов услуг, таблицы пользователей и сообщений, а также таблицы каталога и портфолио. Для клиента реализованы регистрация, вход, личный кабинет, просмотр статуса заявки, переписка и скачивание документа обращения. Работа велась небольшими итерациями, каждая из которых фиксировалась отдельным коммитом в git-репозитории.</w:t>
       </w:r>
     </w:p>
     <w:p>
@@ -4381,11 +4377,53 @@
       <w:pPr>
         <w:pStyle w:val="2"/>
       </w:pPr>
-      <w:bookmarkStart w:id="18" w:name="_Toc228968012"/>
-      <w:r>
-        <w:t>2.6 Выводы по разделу</w:t>
-      </w:r>
-      <w:bookmarkEnd w:id="18"/>
+      <w:r>
+        <w:t>2.6 Состав репозитория</w:t>
+      </w:r>
+    </w:p>
+    <w:p>
+      <w:pPr/>
+      <w:r>
+        <w:t>Репозиторий проекта размещен на GitHub и содержит исходный код сайта, статические страницы, стили, клиентский JavaScript, служебные файлы и документацию по запуску и эксплуатации.</w:t>
+      </w:r>
+    </w:p>
+    <w:p>
+      <w:pPr/>
+      <w:r>
+        <w:t>Основным серверным файлом является app.py. В нем находятся маршруты Flask, подключение SQLite, обработка формы заявки, регистрация и авторизация клиента, личный кабинет, чат по заявке, административная часть, управление каталогом и портфолио, а также формирование документа заявки в формате DOCX.</w:t>
+      </w:r>
+    </w:p>
+    <w:p>
+      <w:pPr/>
+      <w:r>
+        <w:t>Публичная часть состоит из HTML-файлов index.html, about.html, services.html, catalog.html, portfolio.html, prices.html, materials.html, warranty.html, care.html, faq.html, contacts.html и request.html. Эти страницы отвечают за информационные разделы сайта и форму первичного обращения клиента.</w:t>
+      </w:r>
+    </w:p>
+    <w:p>
+      <w:pPr/>
+      <w:r>
+        <w:t>Папка static содержит стили static/css/styles.css, клиентский скрипт static/js/main.js и каталог static/uploads для изображений, загружаемых через административную часть. Файл favicon.svg используется как иконка сайта.</w:t>
+      </w:r>
+    </w:p>
+    <w:p>
+      <w:pPr/>
+      <w:r>
+        <w:t>Файл requirements.txt описывает зависимость проекта от Flask. README.md содержит инструкцию запуска, версии технологий, основные адреса и структуру репозитория. ADMIN_GUIDE.md является отдельной инструкцией для администратора сайта.</w:t>
+      </w:r>
+    </w:p>
+    <w:p>
+      <w:pPr/>
+      <w:r>
+        <w:t>Файл .gitignore исключает из репозитория временные материалы, локальные базы данных, загруженные изображения и рабочие файлы отчета. Локальная база SQLite создается в папке data при запуске приложения и не должна публиковаться в открытом репозитории вместе с пользовательскими данными.</w:t>
+      </w:r>
+    </w:p>
+    <w:p>
+      <w:pPr>
+        <w:pStyle w:val="2"/>
+      </w:pPr>
+      <w:r>
+        <w:t>2.7 Выводы по разделу</w:t>
+      </w:r>
     </w:p>
     <w:p>
       <w:r>
@@ -4410,12 +4448,12 @@
     </w:p>
     <w:p>
       <w:r>
-        <w:t>После завершения основной разработки была выполнена итоговая проверка сайта ювелирной мастерской. Проверка проводилась не только по внешнему виду страниц, но и по пользовательским сценариям, которые важны для выбранного бизнес-процесса. Основное внимание уделялось работе формы заявки, сохранению обращений в базе данных, доступу администратора к заявкам, а также управлению каталогом изделий и портфолио выполненных работ.</w:t>
-      </w:r>
-    </w:p>
-    <w:p>
-      <w:r>
-        <w:t>Разработанный сетевой ресурс ориентирован на небольшую мастерскую, поэтому его эксплуатация должна быть понятной без сложной подготовки. Пользователь должен иметь возможность ознакомиться с информацией о мастерской, посмотреть услуги, перейти в каталог, выбрать интересующее изделие и оставить заявку. Администратор, в свою очередь, должен иметь возможность войти в закрытую часть сайта, просмотреть заявки, изменить их статус и обновить публичные материалы сайта без ручного редактирования HTML-файлов.</w:t>
+        <w:t>После завершения основной разработки была выполнена итоговая проверка сайта ювелирной мастерской. Проверка проводилась не только по внешнему виду страниц, но и по пользовательским сценариям, которые важны для выбранного бизнес-процесса. Основное внимание уделялось форме заявки, сохранению обращений в базе данных, регистрации клиента, личному кабинету, переписке по заявке, скачиванию DOCX-документа, доступу администратора к заявкам, а также управлению каталогом изделий и портфолио выполненных работ.</w:t>
+      </w:r>
+    </w:p>
+    <w:p>
+      <w:r>
+        <w:t>Разработанный сетевой ресурс ориентирован на небольшую мастерскую, поэтому его эксплуатация должна быть понятной без сложной подготовки. Посетитель может ознакомиться с информацией о мастерской, посмотреть услуги, перейти в каталог, выбрать интересующее изделие и оставить заявку. Зарегистрированный клиент дополнительно получает личный кабинет с историей обращений, статусами и перепиской. Администратор, в свою очередь, может войти в закрытую часть сайта, просмотреть заявки, изменить их статус, ответить клиенту и обновить публичные материалы сайта без ручного редактирования HTML-файлов.</w:t>
       </w:r>
     </w:p>
     <w:p>
